--- a/tillsyn/S 1158-2026 tillsynsbegäran.docx
+++ b/tillsyn/S 1158-2026 tillsynsbegäran.docx
@@ -22,7 +22,7 @@
       <w:r>
         <w:drawing>
           <wp:inline xmlns:a="http://schemas.openxmlformats.org/drawingml/2006/main" xmlns:pic="http://schemas.openxmlformats.org/drawingml/2006/picture">
-            <wp:extent cx="4577053" cy="5724000"/>
+            <wp:extent cx="4565926" cy="5724000"/>
             <wp:docPr id="1" name="Picture 1"/>
             <wp:cNvGraphicFramePr>
               <a:graphicFrameLocks noChangeAspect="1"/>
@@ -43,7 +43,7 @@
                   <pic:spPr>
                     <a:xfrm>
                       <a:off x="0" y="0"/>
-                      <a:ext cx="4577053" cy="5724000"/>
+                      <a:ext cx="4565926" cy="5724000"/>
                     </a:xfrm>
                     <a:prstGeom prst="rect"/>
                   </pic:spPr>
@@ -60,12 +60,12 @@
         <w:spacing w:after="240"/>
       </w:pPr>
       <w:r>
-        <w:t>Figur 1. Fyndplatser för naturvårdsarter i och inom 25 meter från samrådsanmälan. Markörer utan svart kant är placerade på fyndplatsen. Markörer med svart kant är placerade vid sidan av fyndplatsen har ett svart streck som visar fyndplatsens exakta position. Kartans mittpunktskoordinat är N 7128288, E 706596 i SWEREF 99 TM.</w:t>
-      </w:r>
-    </w:p>
-    <w:p>
-      <w:r>
-        <w:t>I och inom 25 meter från samrådsanmälan finns fynd av 72 naturvårdsarter, varav 36 är rödlistade, 17 är fridlysta, 42 är typiska (T) och 25 är signalarter (S): doftticka (VU, T, §8), garnlav (VU, T), gräddticka (VU), gränsticka (VU, T), knärot (VU, T, §8), lappticka (VU, T), ulltickeporing (VU), barrpraktbagge (NT), Dropephylla clavigera (NT), dropptaggsvamp (NT, T), gammelgransskål (NT, T), grönhjon (NT), kolflarnlav (NT, T), koralltaggsvamp (NT, T), kortskaftad ärgspik (NT), kötticka (NT), lavskrika (NT, T, §4), lunglav (NT, T), mindre träfjäril (NT), mörk kolflarnlav (NT), Olisthaerus substriatus (NT), reliktbock (NT, T), rosenticka (NT, T), rynkskinn (NT, T), småflikig brosklav (NT, T), stiftgelélav (NT, T), sälggetingbock (NT), talltagel (NT, T), tallticka (NT, T), talltita (NT, §4), tretåig hackspett (NT, T, §4), ullticka (NT, T), vedflikmossa (NT), vedskivlav (NT, T), violettgrå tagellav (NT, T), äggvaxskivling (NT), aspvedgnagare (S), barkticka (S, T), björksplintborre (S), bollvitmossa (S, T), bronshjon (S, T), bårdlav (S, T), dvärgtufs (S), gytterlav (S, T), jättesvampmal (S), korallblylav (S, T), luddlav (S, T), myskbock (S), norrlandslav (S, T), nästlav (S, T), plattlummer (S, T, §9), robust tickgnagare (S), skinnlav (S, T), stekelbock (S, T), stor aspticka (S, T), stuplav (S, T), större aspvedbock (S), thomsons trägnagare (S), trådticka (S, T), vedticka (S, T), vågbandad barkbock (S), järpe (T, §4), spillkråka (T, §4), tallbit (T, §4), tofsmes (T, §4), kungsfågel (§4), åkergroda (§4a), skogsödla (§6), vanlig padda (§6), fläcknycklar (§8), ängsnycklar (§8) och revlummer (§9). Se Figur 1.</w:t>
+        <w:t>Figur 1. Fyndplatser för naturvårdsarter i och inom 25 meter från samrådsanmälan. Markörer utan svart kant är placerade på fyndplatsen. Markörer med svart kant är placerade vid sidan av fyndplatsen och har ett svart streck som visar fyndplatsens exakta position. Kartans mittpunktskoordinat är N 7128288, E 706596 i SWEREF 99 TM.</w:t>
+      </w:r>
+    </w:p>
+    <w:p>
+      <w:r>
+        <w:t>I och inom 25 meter från samrådsanmälan finns fynd av 74 naturvårdsarter, varav 36 är rödlistade, 17 är fridlysta, 44 är typiska (T) och 25 är signalarter (S): doftticka (VU, T, §8), garnlav (VU, T), gräddticka (VU), gränsticka (VU, T), knärot (VU, T, §8), lappticka (VU, T), ulltickeporing (VU), barrpraktbagge (NT), Dropephylla clavigera (NT), dropptaggsvamp (NT, T), gammelgransskål (NT, T), grönhjon (NT), kolflarnlav (NT, T), koralltaggsvamp (NT, T), kortskaftad ärgspik (NT), kötticka (NT), lavskrika (NT, T, §4), lunglav (NT, T), mindre träfjäril (NT), mörk kolflarnlav (NT), Olisthaerus substriatus (NT), reliktbock (NT, T), rosenticka (NT, T), rynkskinn (NT, T), småflikig brosklav (NT, T), stiftgelélav (NT, T), sälggetingbock (NT), talltagel (NT, T), tallticka (NT, T), talltita (NT, §4), tretåig hackspett (NT, T, §4), ullticka (NT, T), vedflikmossa (NT), vedskivlav (NT, T), violettgrå tagellav (NT, T), äggvaxskivling (NT), aspvedgnagare (S), barkticka (S, T), björksplintborre (S), bollvitmossa (S, T), bronshjon (S, T), bårdlav (S, T), dvärgtufs (S), gytterlav (S, T), jättesvampmal (S), korallblylav (S, T), luddlav (S, T), myskbock (S), norrlandslav (S, T), nästlav (S, T), plattlummer (S, T, §9), robust tickgnagare (S), skinnlav (S, T), stekelbock (S, T), stor aspticka (S, T), stuplav (S, T), större aspvedbock (S), thomsons trägnagare (S), trådticka (S, T), vedticka (S, T), vågbandad barkbock (S), hultbräken (T), järpe (T, §4), klotstarr (T), spillkråka (T, §4), tallbit (T, §4), tofsmes (T, §4), kungsfågel (§4), åkergroda (§4a), skogsödla (§6), vanlig padda (§6), fläcknycklar (§8), ängsnycklar (§8) och revlummer (§9). Se Figur 1.</w:t>
       </w:r>
     </w:p>
     <w:p>
@@ -242,7 +242,7 @@
     </w:p>
     <w:p>
       <w:r>
-        <w:t>I det samrådsanmälda området finns 19 fyndplatser för knärot registrerade på Artportalen. Figur 2 visar gränserna för buffertzoner på 50 m, som behöver lämnas kring fyndplatserna för att knärotslokalerna inte ska försvinna vid en avverkning. Av det samrådsanmälda området överlappar 5.84 ha med buffertzonerna och får av detta skäl inte avverkas.</w:t>
+        <w:t>I det samrådsanmälda området finns 21 fyndplatser för knärot registrerade på Artportalen. Figur 2 visar gränserna för buffertzoner på 50 m, som behöver lämnas kring fyndplatserna för att knärotslokalerna inte ska försvinna vid en avverkning. Av det samrådsanmälda området överlappar 6.08 ha med buffertzonerna och får av detta skäl inte avverkas.</w:t>
       </w:r>
     </w:p>
     <w:p>
@@ -1505,6 +1505,26 @@
         <w:rPr>
           <w:b/>
         </w:rPr>
+        <w:t xml:space="preserve">Hultbräken </w:t>
+      </w:r>
+      <w:r>
+        <w:t xml:space="preserve">är typisk art för </w:t>
+      </w:r>
+      <w:r>
+        <w:rPr>
+          <w:i/>
+        </w:rPr>
+        <w:t xml:space="preserve">9050 Näringsrik granskog </w:t>
+      </w:r>
+      <w:r>
+        <w:t>(SLU Artdatabanken, 2025).</w:t>
+      </w:r>
+    </w:p>
+    <w:p>
+      <w:r>
+        <w:rPr>
+          <w:b/>
+        </w:rPr>
         <w:t>Järpe (§4)</w:t>
       </w:r>
       <w:r>
@@ -1527,6 +1547,35 @@
       </w:r>
       <w:r>
         <w:t>(SLU Artdatabanken, 2026).</w:t>
+      </w:r>
+    </w:p>
+    <w:p>
+      <w:r>
+        <w:rPr>
+          <w:b/>
+        </w:rPr>
+        <w:t xml:space="preserve">Klotstarr </w:t>
+      </w:r>
+      <w:r>
+        <w:t xml:space="preserve">är typisk art för </w:t>
+      </w:r>
+      <w:r>
+        <w:rPr>
+          <w:i/>
+        </w:rPr>
+        <w:t xml:space="preserve">9740 Skogsbevuxen myr </w:t>
+      </w:r>
+      <w:r>
+        <w:t xml:space="preserve">och </w:t>
+      </w:r>
+      <w:r>
+        <w:rPr>
+          <w:i/>
+        </w:rPr>
+        <w:t xml:space="preserve">9080 Lövsumpskog </w:t>
+      </w:r>
+      <w:r>
+        <w:t>(SLU Artdatabanken, 2025).</w:t>
       </w:r>
     </w:p>
     <w:p>
@@ -1635,7 +1684,7 @@
     </w:p>
     <w:p>
       <w:r>
-        <w:t>Följande typiska arter har sina livsmiljöer och växtplatser i den samrådsanmälda skogen: doftticka (VU, T, §8), garnlav (VU, T), gränsticka (VU, T), knärot (VU, T, §8), lappticka (VU, T), dropptaggsvamp (NT, T), gammelgransskål (NT, T), kolflarnlav (NT, T), koralltaggsvamp (NT, T), lavskrika (NT, T, §4), lunglav (NT, T), reliktbock (NT, T), rosenticka (NT, T), rynkskinn (NT, T), småflikig brosklav (NT, T), stiftgelélav (NT, T), talltagel (NT, T), tallticka (NT, T), tretåig hackspett (NT, T, §4), ullticka (NT, T), vedskivlav (NT, T), violettgrå tagellav (NT, T), barkticka (S, T), bollvitmossa (S, T), bronshjon (S, T), bårdlav (S, T), gytterlav (S, T), korallblylav (S, T), luddlav (S, T), norrlandslav (S, T), nästlav (S, T), plattlummer (S, T, §9), skinnlav (S, T), stekelbock (S, T), stor aspticka (S, T), stuplav (S, T), trådticka (S, T), vedticka (S, T), järpe (T, §4), spillkråka (T, §4), tallbit (T, §4) och tofsmes (T, §4).</w:t>
+        <w:t>Följande typiska arter har sina livsmiljöer och växtplatser i den samrådsanmälda skogen: doftticka (VU, T, §8), garnlav (VU, T), gränsticka (VU, T), knärot (VU, T, §8), lappticka (VU, T), dropptaggsvamp (NT, T), gammelgransskål (NT, T), kolflarnlav (NT, T), koralltaggsvamp (NT, T), lavskrika (NT, T, §4), lunglav (NT, T), reliktbock (NT, T), rosenticka (NT, T), rynkskinn (NT, T), småflikig brosklav (NT, T), stiftgelélav (NT, T), talltagel (NT, T), tallticka (NT, T), tretåig hackspett (NT, T, §4), ullticka (NT, T), vedskivlav (NT, T), violettgrå tagellav (NT, T), barkticka (S, T), bollvitmossa (S, T), bronshjon (S, T), bårdlav (S, T), gytterlav (S, T), korallblylav (S, T), luddlav (S, T), norrlandslav (S, T), nästlav (S, T), plattlummer (S, T, §9), skinnlav (S, T), stekelbock (S, T), stor aspticka (S, T), stuplav (S, T), trådticka (S, T), vedticka (S, T), hultbräken (T), järpe (T, §4), klotstarr (T), spillkråka (T, §4), tallbit (T, §4) och tofsmes (T, §4).</w:t>
       </w:r>
     </w:p>
     <w:p>
@@ -3108,7 +3157,7 @@
     <w:r>
       <w:tab/>
       <w:tab/>
-      <w:t>2026-08-14</w:t>
+      <w:t>2026-08-15</w:t>
       <w:br/>
       <w:br/>
     </w:r>

--- a/tillsyn/S 1158-2026 tillsynsbegäran.docx
+++ b/tillsyn/S 1158-2026 tillsynsbegäran.docx
@@ -22,7 +22,7 @@
       <w:r>
         <w:drawing>
           <wp:inline xmlns:a="http://schemas.openxmlformats.org/drawingml/2006/main" xmlns:pic="http://schemas.openxmlformats.org/drawingml/2006/picture">
-            <wp:extent cx="4565926" cy="5724000"/>
+            <wp:extent cx="4577053" cy="5724000"/>
             <wp:docPr id="1" name="Picture 1"/>
             <wp:cNvGraphicFramePr>
               <a:graphicFrameLocks noChangeAspect="1"/>
@@ -43,7 +43,7 @@
                   <pic:spPr>
                     <a:xfrm>
                       <a:off x="0" y="0"/>
-                      <a:ext cx="4565926" cy="5724000"/>
+                      <a:ext cx="4577053" cy="5724000"/>
                     </a:xfrm>
                     <a:prstGeom prst="rect"/>
                   </pic:spPr>
@@ -65,7 +65,7 @@
     </w:p>
     <w:p>
       <w:r>
-        <w:t>I och inom 25 meter från samrådsanmälan finns fynd av 74 naturvårdsarter, varav 36 är rödlistade, 17 är fridlysta, 44 är typiska (T) och 25 är signalarter (S): doftticka (VU, T, §8), garnlav (VU, T), gräddticka (VU), gränsticka (VU, T), knärot (VU, T, §8), lappticka (VU, T), ulltickeporing (VU), barrpraktbagge (NT), Dropephylla clavigera (NT), dropptaggsvamp (NT, T), gammelgransskål (NT, T), grönhjon (NT), kolflarnlav (NT, T), koralltaggsvamp (NT, T), kortskaftad ärgspik (NT), kötticka (NT), lavskrika (NT, T, §4), lunglav (NT, T), mindre träfjäril (NT), mörk kolflarnlav (NT), Olisthaerus substriatus (NT), reliktbock (NT, T), rosenticka (NT, T), rynkskinn (NT, T), småflikig brosklav (NT, T), stiftgelélav (NT, T), sälggetingbock (NT), talltagel (NT, T), tallticka (NT, T), talltita (NT, §4), tretåig hackspett (NT, T, §4), ullticka (NT, T), vedflikmossa (NT), vedskivlav (NT, T), violettgrå tagellav (NT, T), äggvaxskivling (NT), aspvedgnagare (S), barkticka (S, T), björksplintborre (S), bollvitmossa (S, T), bronshjon (S, T), bårdlav (S, T), dvärgtufs (S), gytterlav (S, T), jättesvampmal (S), korallblylav (S, T), luddlav (S, T), myskbock (S), norrlandslav (S, T), nästlav (S, T), plattlummer (S, T, §9), robust tickgnagare (S), skinnlav (S, T), stekelbock (S, T), stor aspticka (S, T), stuplav (S, T), större aspvedbock (S), thomsons trägnagare (S), trådticka (S, T), vedticka (S, T), vågbandad barkbock (S), hultbräken (T), järpe (T, §4), klotstarr (T), spillkråka (T, §4), tallbit (T, §4), tofsmes (T, §4), kungsfågel (§4), åkergroda (§4a), skogsödla (§6), vanlig padda (§6), fläcknycklar (§8), ängsnycklar (§8) och revlummer (§9). Se Figur 1.</w:t>
+        <w:t>I och inom 25 meter från samrådsanmälan finns fynd av 72 naturvårdsarter, varav 36 är rödlistade, 17 är fridlysta, 42 är typiska (T) och 25 är signalarter (S): doftticka (VU, T, §8), garnlav (VU, T), gräddticka (VU), gränsticka (VU, T), knärot (VU, T, §8), lappticka (VU, T), ulltickeporing (VU), barrpraktbagge (NT), Dropephylla clavigera (NT), dropptaggsvamp (NT, T), gammelgransskål (NT, T), grönhjon (NT), kolflarnlav (NT, T), koralltaggsvamp (NT, T), kortskaftad ärgspik (NT), kötticka (NT), lavskrika (NT, T, §4), lunglav (NT, T), mindre träfjäril (NT), mörk kolflarnlav (NT), Olisthaerus substriatus (NT), reliktbock (NT, T), rosenticka (NT, T), rynkskinn (NT, T), småflikig brosklav (NT, T), stiftgelélav (NT, T), sälggetingbock (NT), talltagel (NT, T), tallticka (NT, T), talltita (NT, §4), tretåig hackspett (NT, T, §4), ullticka (NT, T), vedflikmossa (NT), vedskivlav (NT, T), violettgrå tagellav (NT, T), äggvaxskivling (NT), aspvedgnagare (S), barkticka (S, T), björksplintborre (S), bollvitmossa (S, T), bronshjon (S, T), bårdlav (S, T), dvärgtufs (S), gytterlav (S, T), jättesvampmal (S), korallblylav (S, T), luddlav (S, T), myskbock (S), norrlandslav (S, T), nästlav (S, T), plattlummer (S, T, §9), robust tickgnagare (S), skinnlav (S, T), stekelbock (S, T), stor aspticka (S, T), stuplav (S, T), större aspvedbock (S), thomsons trägnagare (S), trådticka (S, T), vedticka (S, T), vågbandad barkbock (S), järpe (T, §4), spillkråka (T, §4), tallbit (T, §4), tofsmes (T, §4), kungsfågel (§4), åkergroda (§4a), skogsödla (§6), vanlig padda (§6), fläcknycklar (§8), ängsnycklar (§8) och revlummer (§9). Se Figur 1.</w:t>
       </w:r>
     </w:p>
     <w:p>
@@ -242,7 +242,7 @@
     </w:p>
     <w:p>
       <w:r>
-        <w:t>I det samrådsanmälda området finns 21 fyndplatser för knärot registrerade på Artportalen. Figur 2 visar gränserna för buffertzoner på 50 m, som behöver lämnas kring fyndplatserna för att knärotslokalerna inte ska försvinna vid en avverkning. Av det samrådsanmälda området överlappar 6.08 ha med buffertzonerna och får av detta skäl inte avverkas.</w:t>
+        <w:t>I det samrådsanmälda området finns 19 fyndplatser för knärot registrerade på Artportalen. Figur 2 visar gränserna för buffertzoner på 50 m, som behöver lämnas kring fyndplatserna för att knärotslokalerna inte ska försvinna vid en avverkning. Av det samrådsanmälda området överlappar 5.84 ha med buffertzonerna och får av detta skäl inte avverkas.</w:t>
       </w:r>
     </w:p>
     <w:p>
@@ -1505,26 +1505,6 @@
         <w:rPr>
           <w:b/>
         </w:rPr>
-        <w:t xml:space="preserve">Hultbräken </w:t>
-      </w:r>
-      <w:r>
-        <w:t xml:space="preserve">är typisk art för </w:t>
-      </w:r>
-      <w:r>
-        <w:rPr>
-          <w:i/>
-        </w:rPr>
-        <w:t xml:space="preserve">9050 Näringsrik granskog </w:t>
-      </w:r>
-      <w:r>
-        <w:t>(SLU Artdatabanken, 2025).</w:t>
-      </w:r>
-    </w:p>
-    <w:p>
-      <w:r>
-        <w:rPr>
-          <w:b/>
-        </w:rPr>
         <w:t>Järpe (§4)</w:t>
       </w:r>
       <w:r>
@@ -1547,35 +1527,6 @@
       </w:r>
       <w:r>
         <w:t>(SLU Artdatabanken, 2026).</w:t>
-      </w:r>
-    </w:p>
-    <w:p>
-      <w:r>
-        <w:rPr>
-          <w:b/>
-        </w:rPr>
-        <w:t xml:space="preserve">Klotstarr </w:t>
-      </w:r>
-      <w:r>
-        <w:t xml:space="preserve">är typisk art för </w:t>
-      </w:r>
-      <w:r>
-        <w:rPr>
-          <w:i/>
-        </w:rPr>
-        <w:t xml:space="preserve">9740 Skogsbevuxen myr </w:t>
-      </w:r>
-      <w:r>
-        <w:t xml:space="preserve">och </w:t>
-      </w:r>
-      <w:r>
-        <w:rPr>
-          <w:i/>
-        </w:rPr>
-        <w:t xml:space="preserve">9080 Lövsumpskog </w:t>
-      </w:r>
-      <w:r>
-        <w:t>(SLU Artdatabanken, 2025).</w:t>
       </w:r>
     </w:p>
     <w:p>
@@ -1684,7 +1635,7 @@
     </w:p>
     <w:p>
       <w:r>
-        <w:t>Följande typiska arter har sina livsmiljöer och växtplatser i den samrådsanmälda skogen: doftticka (VU, T, §8), garnlav (VU, T), gränsticka (VU, T), knärot (VU, T, §8), lappticka (VU, T), dropptaggsvamp (NT, T), gammelgransskål (NT, T), kolflarnlav (NT, T), koralltaggsvamp (NT, T), lavskrika (NT, T, §4), lunglav (NT, T), reliktbock (NT, T), rosenticka (NT, T), rynkskinn (NT, T), småflikig brosklav (NT, T), stiftgelélav (NT, T), talltagel (NT, T), tallticka (NT, T), tretåig hackspett (NT, T, §4), ullticka (NT, T), vedskivlav (NT, T), violettgrå tagellav (NT, T), barkticka (S, T), bollvitmossa (S, T), bronshjon (S, T), bårdlav (S, T), gytterlav (S, T), korallblylav (S, T), luddlav (S, T), norrlandslav (S, T), nästlav (S, T), plattlummer (S, T, §9), skinnlav (S, T), stekelbock (S, T), stor aspticka (S, T), stuplav (S, T), trådticka (S, T), vedticka (S, T), hultbräken (T), järpe (T, §4), klotstarr (T), spillkråka (T, §4), tallbit (T, §4) och tofsmes (T, §4).</w:t>
+        <w:t>Följande typiska arter har sina livsmiljöer och växtplatser i den samrådsanmälda skogen: doftticka (VU, T, §8), garnlav (VU, T), gränsticka (VU, T), knärot (VU, T, §8), lappticka (VU, T), dropptaggsvamp (NT, T), gammelgransskål (NT, T), kolflarnlav (NT, T), koralltaggsvamp (NT, T), lavskrika (NT, T, §4), lunglav (NT, T), reliktbock (NT, T), rosenticka (NT, T), rynkskinn (NT, T), småflikig brosklav (NT, T), stiftgelélav (NT, T), talltagel (NT, T), tallticka (NT, T), tretåig hackspett (NT, T, §4), ullticka (NT, T), vedskivlav (NT, T), violettgrå tagellav (NT, T), barkticka (S, T), bollvitmossa (S, T), bronshjon (S, T), bårdlav (S, T), gytterlav (S, T), korallblylav (S, T), luddlav (S, T), norrlandslav (S, T), nästlav (S, T), plattlummer (S, T, §9), skinnlav (S, T), stekelbock (S, T), stor aspticka (S, T), stuplav (S, T), trådticka (S, T), vedticka (S, T), järpe (T, §4), spillkråka (T, §4), tallbit (T, §4) och tofsmes (T, §4).</w:t>
       </w:r>
     </w:p>
     <w:p>
@@ -3157,7 +3108,7 @@
     <w:r>
       <w:tab/>
       <w:tab/>
-      <w:t>2026-08-15</w:t>
+      <w:t>2026-08-16</w:t>
       <w:br/>
       <w:br/>
     </w:r>

--- a/tillsyn/S 1158-2026 tillsynsbegäran.docx
+++ b/tillsyn/S 1158-2026 tillsynsbegäran.docx
@@ -22,7 +22,7 @@
       <w:r>
         <w:drawing>
           <wp:inline xmlns:a="http://schemas.openxmlformats.org/drawingml/2006/main" xmlns:pic="http://schemas.openxmlformats.org/drawingml/2006/picture">
-            <wp:extent cx="4577053" cy="5724000"/>
+            <wp:extent cx="4565926" cy="5724000"/>
             <wp:docPr id="1" name="Picture 1"/>
             <wp:cNvGraphicFramePr>
               <a:graphicFrameLocks noChangeAspect="1"/>
@@ -43,7 +43,7 @@
                   <pic:spPr>
                     <a:xfrm>
                       <a:off x="0" y="0"/>
-                      <a:ext cx="4577053" cy="5724000"/>
+                      <a:ext cx="4565926" cy="5724000"/>
                     </a:xfrm>
                     <a:prstGeom prst="rect"/>
                   </pic:spPr>
@@ -65,7 +65,7 @@
     </w:p>
     <w:p>
       <w:r>
-        <w:t>I och inom 25 meter från samrådsanmälan finns fynd av 72 naturvårdsarter, varav 36 är rödlistade, 17 är fridlysta, 42 är typiska (T) och 25 är signalarter (S): doftticka (VU, T, §8), garnlav (VU, T), gräddticka (VU), gränsticka (VU, T), knärot (VU, T, §8), lappticka (VU, T), ulltickeporing (VU), barrpraktbagge (NT), Dropephylla clavigera (NT), dropptaggsvamp (NT, T), gammelgransskål (NT, T), grönhjon (NT), kolflarnlav (NT, T), koralltaggsvamp (NT, T), kortskaftad ärgspik (NT), kötticka (NT), lavskrika (NT, T, §4), lunglav (NT, T), mindre träfjäril (NT), mörk kolflarnlav (NT), Olisthaerus substriatus (NT), reliktbock (NT, T), rosenticka (NT, T), rynkskinn (NT, T), småflikig brosklav (NT, T), stiftgelélav (NT, T), sälggetingbock (NT), talltagel (NT, T), tallticka (NT, T), talltita (NT, §4), tretåig hackspett (NT, T, §4), ullticka (NT, T), vedflikmossa (NT), vedskivlav (NT, T), violettgrå tagellav (NT, T), äggvaxskivling (NT), aspvedgnagare (S), barkticka (S, T), björksplintborre (S), bollvitmossa (S, T), bronshjon (S, T), bårdlav (S, T), dvärgtufs (S), gytterlav (S, T), jättesvampmal (S), korallblylav (S, T), luddlav (S, T), myskbock (S), norrlandslav (S, T), nästlav (S, T), plattlummer (S, T, §9), robust tickgnagare (S), skinnlav (S, T), stekelbock (S, T), stor aspticka (S, T), stuplav (S, T), större aspvedbock (S), thomsons trägnagare (S), trådticka (S, T), vedticka (S, T), vågbandad barkbock (S), järpe (T, §4), spillkråka (T, §4), tallbit (T, §4), tofsmes (T, §4), kungsfågel (§4), åkergroda (§4a), skogsödla (§6), vanlig padda (§6), fläcknycklar (§8), ängsnycklar (§8) och revlummer (§9). Se Figur 1.</w:t>
+        <w:t>I och inom 25 meter från samrådsanmälan finns fynd av 74 naturvårdsarter, varav 36 är rödlistade, 17 är fridlysta, 44 är typiska (T) och 25 är signalarter (S): doftticka (VU, T, §8), garnlav (VU, T), gräddticka (VU), gränsticka (VU, T), knärot (VU, T, §8), lappticka (VU, T), ulltickeporing (VU), barrpraktbagge (NT), Dropephylla clavigera (NT), dropptaggsvamp (NT, T), gammelgransskål (NT, T), grönhjon (NT), kolflarnlav (NT, T), koralltaggsvamp (NT, T), kortskaftad ärgspik (NT), kötticka (NT), lavskrika (NT, T, §4), lunglav (NT, T), mindre träfjäril (NT), mörk kolflarnlav (NT), Olisthaerus substriatus (NT), reliktbock (NT, T), rosenticka (NT, T), rynkskinn (NT, T), småflikig brosklav (NT, T), stiftgelélav (NT, T), sälggetingbock (NT), talltagel (NT, T), tallticka (NT, T), talltita (NT, §4), tretåig hackspett (NT, T, §4), ullticka (NT, T), vedflikmossa (NT), vedskivlav (NT, T), violettgrå tagellav (NT, T), äggvaxskivling (NT), aspvedgnagare (S), barkticka (S, T), björksplintborre (S), bollvitmossa (S, T), bronshjon (S, T), bårdlav (S, T), dvärgtufs (S), gytterlav (S, T), jättesvampmal (S), korallblylav (S, T), luddlav (S, T), myskbock (S), norrlandslav (S, T), nästlav (S, T), plattlummer (S, T, §9), robust tickgnagare (S), skinnlav (S, T), stekelbock (S, T), stor aspticka (S, T), stuplav (S, T), större aspvedbock (S), thomsons trägnagare (S), trådticka (S, T), vedticka (S, T), vågbandad barkbock (S), hultbräken (T), järpe (T, §4), klotstarr (T), spillkråka (T, §4), tallbit (T, §4), tofsmes (T, §4), kungsfågel (§4), åkergroda (§4a), skogsödla (§6), vanlig padda (§6), fläcknycklar (§8), ängsnycklar (§8) och revlummer (§9). Se Figur 1.</w:t>
       </w:r>
     </w:p>
     <w:p>
@@ -242,7 +242,7 @@
     </w:p>
     <w:p>
       <w:r>
-        <w:t>I det samrådsanmälda området finns 19 fyndplatser för knärot registrerade på Artportalen. Figur 2 visar gränserna för buffertzoner på 50 m, som behöver lämnas kring fyndplatserna för att knärotslokalerna inte ska försvinna vid en avverkning. Av det samrådsanmälda området överlappar 5.84 ha med buffertzonerna och får av detta skäl inte avverkas.</w:t>
+        <w:t>I det samrådsanmälda området finns 21 fyndplatser för knärot registrerade på Artportalen. Figur 2 visar gränserna för buffertzoner på 50 m, som behöver lämnas kring fyndplatserna för att knärotslokalerna inte ska försvinna vid en avverkning. Av det samrådsanmälda området överlappar 6.08 ha med buffertzonerna och får av detta skäl inte avverkas.</w:t>
       </w:r>
     </w:p>
     <w:p>
@@ -1505,6 +1505,26 @@
         <w:rPr>
           <w:b/>
         </w:rPr>
+        <w:t xml:space="preserve">Hultbräken </w:t>
+      </w:r>
+      <w:r>
+        <w:t xml:space="preserve">är typisk art för </w:t>
+      </w:r>
+      <w:r>
+        <w:rPr>
+          <w:i/>
+        </w:rPr>
+        <w:t xml:space="preserve">9050 Näringsrik granskog </w:t>
+      </w:r>
+      <w:r>
+        <w:t>(SLU Artdatabanken, 2025).</w:t>
+      </w:r>
+    </w:p>
+    <w:p>
+      <w:r>
+        <w:rPr>
+          <w:b/>
+        </w:rPr>
         <w:t>Järpe (§4)</w:t>
       </w:r>
       <w:r>
@@ -1527,6 +1547,35 @@
       </w:r>
       <w:r>
         <w:t>(SLU Artdatabanken, 2026).</w:t>
+      </w:r>
+    </w:p>
+    <w:p>
+      <w:r>
+        <w:rPr>
+          <w:b/>
+        </w:rPr>
+        <w:t xml:space="preserve">Klotstarr </w:t>
+      </w:r>
+      <w:r>
+        <w:t xml:space="preserve">är typisk art för </w:t>
+      </w:r>
+      <w:r>
+        <w:rPr>
+          <w:i/>
+        </w:rPr>
+        <w:t xml:space="preserve">9740 Skogsbevuxen myr </w:t>
+      </w:r>
+      <w:r>
+        <w:t xml:space="preserve">och </w:t>
+      </w:r>
+      <w:r>
+        <w:rPr>
+          <w:i/>
+        </w:rPr>
+        <w:t xml:space="preserve">9080 Lövsumpskog </w:t>
+      </w:r>
+      <w:r>
+        <w:t>(SLU Artdatabanken, 2025).</w:t>
       </w:r>
     </w:p>
     <w:p>
@@ -1635,7 +1684,7 @@
     </w:p>
     <w:p>
       <w:r>
-        <w:t>Följande typiska arter har sina livsmiljöer och växtplatser i den samrådsanmälda skogen: doftticka (VU, T, §8), garnlav (VU, T), gränsticka (VU, T), knärot (VU, T, §8), lappticka (VU, T), dropptaggsvamp (NT, T), gammelgransskål (NT, T), kolflarnlav (NT, T), koralltaggsvamp (NT, T), lavskrika (NT, T, §4), lunglav (NT, T), reliktbock (NT, T), rosenticka (NT, T), rynkskinn (NT, T), småflikig brosklav (NT, T), stiftgelélav (NT, T), talltagel (NT, T), tallticka (NT, T), tretåig hackspett (NT, T, §4), ullticka (NT, T), vedskivlav (NT, T), violettgrå tagellav (NT, T), barkticka (S, T), bollvitmossa (S, T), bronshjon (S, T), bårdlav (S, T), gytterlav (S, T), korallblylav (S, T), luddlav (S, T), norrlandslav (S, T), nästlav (S, T), plattlummer (S, T, §9), skinnlav (S, T), stekelbock (S, T), stor aspticka (S, T), stuplav (S, T), trådticka (S, T), vedticka (S, T), järpe (T, §4), spillkråka (T, §4), tallbit (T, §4) och tofsmes (T, §4).</w:t>
+        <w:t>Följande typiska arter har sina livsmiljöer och växtplatser i den samrådsanmälda skogen: doftticka (VU, T, §8), garnlav (VU, T), gränsticka (VU, T), knärot (VU, T, §8), lappticka (VU, T), dropptaggsvamp (NT, T), gammelgransskål (NT, T), kolflarnlav (NT, T), koralltaggsvamp (NT, T), lavskrika (NT, T, §4), lunglav (NT, T), reliktbock (NT, T), rosenticka (NT, T), rynkskinn (NT, T), småflikig brosklav (NT, T), stiftgelélav (NT, T), talltagel (NT, T), tallticka (NT, T), tretåig hackspett (NT, T, §4), ullticka (NT, T), vedskivlav (NT, T), violettgrå tagellav (NT, T), barkticka (S, T), bollvitmossa (S, T), bronshjon (S, T), bårdlav (S, T), gytterlav (S, T), korallblylav (S, T), luddlav (S, T), norrlandslav (S, T), nästlav (S, T), plattlummer (S, T, §9), skinnlav (S, T), stekelbock (S, T), stor aspticka (S, T), stuplav (S, T), trådticka (S, T), vedticka (S, T), hultbräken (T), järpe (T, §4), klotstarr (T), spillkråka (T, §4), tallbit (T, §4) och tofsmes (T, §4).</w:t>
       </w:r>
     </w:p>
     <w:p>
@@ -3108,7 +3157,7 @@
     <w:r>
       <w:tab/>
       <w:tab/>
-      <w:t>2026-08-16</w:t>
+      <w:t>2026-08-17</w:t>
       <w:br/>
       <w:br/>
     </w:r>

--- a/tillsyn/S 1158-2026 tillsynsbegäran.docx
+++ b/tillsyn/S 1158-2026 tillsynsbegäran.docx
@@ -22,7 +22,7 @@
       <w:r>
         <w:drawing>
           <wp:inline xmlns:a="http://schemas.openxmlformats.org/drawingml/2006/main" xmlns:pic="http://schemas.openxmlformats.org/drawingml/2006/picture">
-            <wp:extent cx="4565926" cy="5724000"/>
+            <wp:extent cx="4558812" cy="5724000"/>
             <wp:docPr id="1" name="Picture 1"/>
             <wp:cNvGraphicFramePr>
               <a:graphicFrameLocks noChangeAspect="1"/>
@@ -43,7 +43,7 @@
                   <pic:spPr>
                     <a:xfrm>
                       <a:off x="0" y="0"/>
-                      <a:ext cx="4565926" cy="5724000"/>
+                      <a:ext cx="4558812" cy="5724000"/>
                     </a:xfrm>
                     <a:prstGeom prst="rect"/>
                   </pic:spPr>
@@ -65,7 +65,7 @@
     </w:p>
     <w:p>
       <w:r>
-        <w:t>I och inom 25 meter från samrådsanmälan finns fynd av 74 naturvårdsarter, varav 36 är rödlistade, 17 är fridlysta, 44 är typiska (T) och 25 är signalarter (S): doftticka (VU, T, §8), garnlav (VU, T), gräddticka (VU), gränsticka (VU, T), knärot (VU, T, §8), lappticka (VU, T), ulltickeporing (VU), barrpraktbagge (NT), Dropephylla clavigera (NT), dropptaggsvamp (NT, T), gammelgransskål (NT, T), grönhjon (NT), kolflarnlav (NT, T), koralltaggsvamp (NT, T), kortskaftad ärgspik (NT), kötticka (NT), lavskrika (NT, T, §4), lunglav (NT, T), mindre träfjäril (NT), mörk kolflarnlav (NT), Olisthaerus substriatus (NT), reliktbock (NT, T), rosenticka (NT, T), rynkskinn (NT, T), småflikig brosklav (NT, T), stiftgelélav (NT, T), sälggetingbock (NT), talltagel (NT, T), tallticka (NT, T), talltita (NT, §4), tretåig hackspett (NT, T, §4), ullticka (NT, T), vedflikmossa (NT), vedskivlav (NT, T), violettgrå tagellav (NT, T), äggvaxskivling (NT), aspvedgnagare (S), barkticka (S, T), björksplintborre (S), bollvitmossa (S, T), bronshjon (S, T), bårdlav (S, T), dvärgtufs (S), gytterlav (S, T), jättesvampmal (S), korallblylav (S, T), luddlav (S, T), myskbock (S), norrlandslav (S, T), nästlav (S, T), plattlummer (S, T, §9), robust tickgnagare (S), skinnlav (S, T), stekelbock (S, T), stor aspticka (S, T), stuplav (S, T), större aspvedbock (S), thomsons trägnagare (S), trådticka (S, T), vedticka (S, T), vågbandad barkbock (S), hultbräken (T), järpe (T, §4), klotstarr (T), spillkråka (T, §4), tallbit (T, §4), tofsmes (T, §4), kungsfågel (§4), åkergroda (§4a), skogsödla (§6), vanlig padda (§6), fläcknycklar (§8), ängsnycklar (§8) och revlummer (§9). Se Figur 1.</w:t>
+        <w:t>I och inom 25 meter från samrådsanmälan finns fynd av 78 naturvårdsarter, varav 38 är rödlistade, 19 är fridlysta, 45 är typiska (T) och 26 är signalarter (S): doftticka (VU, T, §8), garnlav (VU, T), gräddticka (VU), gränsticka (VU, T), knärot (VU, T, §8), lappticka (VU, T), ulltickeporing (VU), barrpraktbagge (NT), Dropephylla clavigera (NT), dropptaggsvamp (NT, T), gammelgransskål (NT, T), grå blåbärsfältmätare (NT), grönhjon (NT), kolflarnlav (NT, T), koralltaggsvamp (NT, T), kortskaftad ärgspik (NT), kötticka (NT), lavskrika (NT, T, §4), lunglav (NT, T), mindre träfjäril (NT), mörk kolflarnlav (NT), Olisthaerus substriatus (NT), reliktbock (NT, T), rosenticka (NT, T), rynkskinn (NT, T), småflikig brosklav (NT, T), stiftgelélav (NT, T), sälggetingbock (NT), tallfingersvamp (NT), talltagel (NT, T), tallticka (NT, T), talltita (NT, §4), tretåig hackspett (NT, T, §4), ullticka (NT, T), vedflikmossa (NT), vedskivlav (NT, T), violettgrå tagellav (NT, T), äggvaxskivling (NT), aspvedgnagare (S), barkticka (S, T), björksplintborre (S), bollvitmossa (S, T), bronshjon (S, T), bårdlav (S, T), dvärgtufs (S), gytterlav (S, T), jättesvampmal (S), korallblylav (S, T), luddlav (S, T), myskbock (S), norrlandslav (S, T), nästlav (S, T), plattlummer (S, T, §9), robust tickgnagare (S), skinnlav (S, T), spindelblomster (S, T, §8), stekelbock (S, T), stor aspticka (S, T), stuplav (S, T), större aspvedbock (S), thomsons trägnagare (S), trådticka (S, T), vedticka (S, T), vågbandad barkbock (S), hultbräken (T), järpe (T, §4), klotstarr (T), spillkråka (T, §4), tallbit (T, §4), tofsmes (T, §4), kungsfågel (§4), orre (§4), åkergroda (§4a), skogsödla (§6), vanlig padda (§6), fläcknycklar (§8), ängsnycklar (§8) och revlummer (§9). Se Figur 1.</w:t>
       </w:r>
     </w:p>
     <w:p>
@@ -420,6 +420,17 @@
         <w:rPr>
           <w:b/>
         </w:rPr>
+        <w:t>Grå blåbärsfältmätare (NT)</w:t>
+      </w:r>
+      <w:r>
+        <w:t xml:space="preserve"> har tidigare ansetts som en mycket vanlig art men har utifrån fältobservationer gått starkt tillbaka och är nu försvunnen från stora delar av södra och mellersta Sverige. Sannolikt minskar arten även i norr. Detta indikerar att arten är starkare knuten till kontinuitetsskog med stort innehåll av blåbär än man tidigare trott och den förefaller vara mycket känslig för kalhyggesbruk. Fjärilens huvudsakliga habitat är luckiga granskogar med ett välutvecklat blåbärskikt på vilket larven lever. Denna livsmiljö är hotad av kalhyggesbruket där blåbärsriset skuggas ut när den uppväxande skogen sluter sig. Minskningstakten för den svenska populationen bedöms vara nära gränsvärdet för Sårbar (VU) (SLU Artdatabanken, 2024).</w:t>
+      </w:r>
+    </w:p>
+    <w:p>
+      <w:r>
+        <w:rPr>
+          <w:b/>
+        </w:rPr>
         <w:t>Grönhjon (NT)</w:t>
       </w:r>
       <w:r>
@@ -774,6 +785,17 @@
         <w:rPr>
           <w:b/>
         </w:rPr>
+        <w:t xml:space="preserve">Tallfingersvamp (NT) </w:t>
+      </w:r>
+      <w:r>
+        <w:t>bildar mykorrhiza med tall och gran i äldre barrskog, framför allt sandtallskog men även i annan näringsfattig barrskog, huvudsakligen i äldre kontinuitetsskog. Den totala populationen i landet har minskat och bedöms fortsätta minska till följd av avverkning av barrskogar med trädkontinuitet. Minskningstakten för den svenska populationen bedöms vara nära gränsvärdet för Sårbar (VU). Slutavverkning, gödsling eller exploatering måste undvikas (SLU Artdatabanken, 2026).</w:t>
+      </w:r>
+    </w:p>
+    <w:p>
+      <w:r>
+        <w:rPr>
+          <w:b/>
+        </w:rPr>
         <w:t>Talltagel (NT)</w:t>
       </w:r>
       <w:r>
@@ -1333,6 +1355,35 @@
       </w:r>
       <w:r>
         <w:t>(Nitare &amp; Skogsstyrelsen, 2019; SLU Artdatabanken, 2025).</w:t>
+      </w:r>
+    </w:p>
+    <w:p>
+      <w:r>
+        <w:rPr>
+          <w:b/>
+        </w:rPr>
+        <w:t>Spindelblomster (§8)</w:t>
+      </w:r>
+      <w:r>
+        <w:t xml:space="preserve"> växer i äldre mossrik granskog eller barrblandskog, men även i fjällbjörkskog. Arten indikerar långvarig trädkontinuitet och hög luftfuktighet och är mycket känslig för uttorkning och markskador. Spindelblomster har i många trakter minskat starkt under senare tid på grund av slutavverkningar och skogsmarksdikning. Spindelblomster är typisk art för </w:t>
+      </w:r>
+      <w:r>
+        <w:rPr>
+          <w:i/>
+        </w:rPr>
+        <w:t xml:space="preserve">9010 Taiga, 9050 Näringsrik granskog </w:t>
+      </w:r>
+      <w:r>
+        <w:t>och</w:t>
+      </w:r>
+      <w:r>
+        <w:rPr>
+          <w:i/>
+        </w:rPr>
+        <w:t xml:space="preserve"> 9040 Fjällbjörkskog</w:t>
+      </w:r>
+      <w:r>
+        <w:t xml:space="preserve"> (Nitare &amp; Skogsstyrelsen, 2019; SLU Artdatabanken, 2025).</w:t>
       </w:r>
     </w:p>
     <w:p>
@@ -1684,7 +1735,7 @@
     </w:p>
     <w:p>
       <w:r>
-        <w:t>Följande typiska arter har sina livsmiljöer och växtplatser i den samrådsanmälda skogen: doftticka (VU, T, §8), garnlav (VU, T), gränsticka (VU, T), knärot (VU, T, §8), lappticka (VU, T), dropptaggsvamp (NT, T), gammelgransskål (NT, T), kolflarnlav (NT, T), koralltaggsvamp (NT, T), lavskrika (NT, T, §4), lunglav (NT, T), reliktbock (NT, T), rosenticka (NT, T), rynkskinn (NT, T), småflikig brosklav (NT, T), stiftgelélav (NT, T), talltagel (NT, T), tallticka (NT, T), tretåig hackspett (NT, T, §4), ullticka (NT, T), vedskivlav (NT, T), violettgrå tagellav (NT, T), barkticka (S, T), bollvitmossa (S, T), bronshjon (S, T), bårdlav (S, T), gytterlav (S, T), korallblylav (S, T), luddlav (S, T), norrlandslav (S, T), nästlav (S, T), plattlummer (S, T, §9), skinnlav (S, T), stekelbock (S, T), stor aspticka (S, T), stuplav (S, T), trådticka (S, T), vedticka (S, T), hultbräken (T), järpe (T, §4), klotstarr (T), spillkråka (T, §4), tallbit (T, §4) och tofsmes (T, §4).</w:t>
+        <w:t>Följande typiska arter har sina livsmiljöer och växtplatser i den samrådsanmälda skogen: doftticka (VU, T, §8), garnlav (VU, T), gränsticka (VU, T), knärot (VU, T, §8), lappticka (VU, T), dropptaggsvamp (NT, T), gammelgransskål (NT, T), kolflarnlav (NT, T), koralltaggsvamp (NT, T), lavskrika (NT, T, §4), lunglav (NT, T), reliktbock (NT, T), rosenticka (NT, T), rynkskinn (NT, T), småflikig brosklav (NT, T), stiftgelélav (NT, T), talltagel (NT, T), tallticka (NT, T), tretåig hackspett (NT, T, §4), ullticka (NT, T), vedskivlav (NT, T), violettgrå tagellav (NT, T), barkticka (S, T), bollvitmossa (S, T), bronshjon (S, T), bårdlav (S, T), gytterlav (S, T), korallblylav (S, T), luddlav (S, T), norrlandslav (S, T), nästlav (S, T), plattlummer (S, T, §9), skinnlav (S, T), spindelblomster (S, T, §8), stekelbock (S, T), stor aspticka (S, T), stuplav (S, T), trådticka (S, T), vedticka (S, T), hultbräken (T), järpe (T, §4), klotstarr (T), spillkråka (T, §4), tallbit (T, §4) och tofsmes (T, §4).</w:t>
       </w:r>
     </w:p>
     <w:p>
@@ -3157,7 +3208,7 @@
     <w:r>
       <w:tab/>
       <w:tab/>
-      <w:t>2026-08-17</w:t>
+      <w:t>2026-08-18</w:t>
       <w:br/>
       <w:br/>
     </w:r>

--- a/tillsyn/S 1158-2026 tillsynsbegäran.docx
+++ b/tillsyn/S 1158-2026 tillsynsbegäran.docx
@@ -3208,7 +3208,7 @@
     <w:r>
       <w:tab/>
       <w:tab/>
-      <w:t>2026-08-18</w:t>
+      <w:t>2026-08-19</w:t>
       <w:br/>
       <w:br/>
     </w:r>

--- a/tillsyn/S 1158-2026 tillsynsbegäran.docx
+++ b/tillsyn/S 1158-2026 tillsynsbegäran.docx
@@ -3208,7 +3208,7 @@
     <w:r>
       <w:tab/>
       <w:tab/>
-      <w:t>2026-08-19</w:t>
+      <w:t>2026-08-20</w:t>
       <w:br/>
       <w:br/>
     </w:r>

--- a/tillsyn/S 1158-2026 tillsynsbegäran.docx
+++ b/tillsyn/S 1158-2026 tillsynsbegäran.docx
@@ -3208,7 +3208,7 @@
     <w:r>
       <w:tab/>
       <w:tab/>
-      <w:t>2026-08-20</w:t>
+      <w:t>2026-08-21</w:t>
       <w:br/>
       <w:br/>
     </w:r>

--- a/tillsyn/S 1158-2026 tillsynsbegäran.docx
+++ b/tillsyn/S 1158-2026 tillsynsbegäran.docx
@@ -3208,7 +3208,7 @@
     <w:r>
       <w:tab/>
       <w:tab/>
-      <w:t>2026-08-21</w:t>
+      <w:t>2026-08-22</w:t>
       <w:br/>
       <w:br/>
     </w:r>

--- a/tillsyn/S 1158-2026 tillsynsbegäran.docx
+++ b/tillsyn/S 1158-2026 tillsynsbegäran.docx
@@ -3208,7 +3208,7 @@
     <w:r>
       <w:tab/>
       <w:tab/>
-      <w:t>2026-08-22</w:t>
+      <w:t>2026-08-23</w:t>
       <w:br/>
       <w:br/>
     </w:r>

--- a/tillsyn/S 1158-2026 tillsynsbegäran.docx
+++ b/tillsyn/S 1158-2026 tillsynsbegäran.docx
@@ -3208,7 +3208,7 @@
     <w:r>
       <w:tab/>
       <w:tab/>
-      <w:t>2026-08-23</w:t>
+      <w:t>2026-08-24</w:t>
       <w:br/>
       <w:br/>
     </w:r>

--- a/tillsyn/S 1158-2026 tillsynsbegäran.docx
+++ b/tillsyn/S 1158-2026 tillsynsbegäran.docx
@@ -3208,7 +3208,7 @@
     <w:r>
       <w:tab/>
       <w:tab/>
-      <w:t>2026-08-24</w:t>
+      <w:t>2026-08-25</w:t>
       <w:br/>
       <w:br/>
     </w:r>

--- a/tillsyn/S 1158-2026 tillsynsbegäran.docx
+++ b/tillsyn/S 1158-2026 tillsynsbegäran.docx
@@ -3208,7 +3208,7 @@
     <w:r>
       <w:tab/>
       <w:tab/>
-      <w:t>2026-08-25</w:t>
+      <w:t>2026-08-26</w:t>
       <w:br/>
       <w:br/>
     </w:r>

--- a/tillsyn/S 1158-2026 tillsynsbegäran.docx
+++ b/tillsyn/S 1158-2026 tillsynsbegäran.docx
@@ -3208,7 +3208,7 @@
     <w:r>
       <w:tab/>
       <w:tab/>
-      <w:t>2026-08-26</w:t>
+      <w:t>2026-08-27</w:t>
       <w:br/>
       <w:br/>
     </w:r>

--- a/tillsyn/S 1158-2026 tillsynsbegäran.docx
+++ b/tillsyn/S 1158-2026 tillsynsbegäran.docx
@@ -3208,7 +3208,7 @@
     <w:r>
       <w:tab/>
       <w:tab/>
-      <w:t>2026-08-27</w:t>
+      <w:t>2026-08-28</w:t>
       <w:br/>
       <w:br/>
     </w:r>

--- a/tillsyn/S 1158-2026 tillsynsbegäran.docx
+++ b/tillsyn/S 1158-2026 tillsynsbegäran.docx
@@ -3208,7 +3208,7 @@
     <w:r>
       <w:tab/>
       <w:tab/>
-      <w:t>2026-08-28</w:t>
+      <w:t>2026-08-29</w:t>
       <w:br/>
       <w:br/>
     </w:r>

--- a/tillsyn/S 1158-2026 tillsynsbegäran.docx
+++ b/tillsyn/S 1158-2026 tillsynsbegäran.docx
@@ -3208,7 +3208,7 @@
     <w:r>
       <w:tab/>
       <w:tab/>
-      <w:t>2026-08-29</w:t>
+      <w:t>2026-08-31</w:t>
       <w:br/>
       <w:br/>
     </w:r>

--- a/tillsyn/S 1158-2026 tillsynsbegäran.docx
+++ b/tillsyn/S 1158-2026 tillsynsbegäran.docx
@@ -3208,7 +3208,7 @@
     <w:r>
       <w:tab/>
       <w:tab/>
-      <w:t>2026-08-31</w:t>
+      <w:t>2026-09-01</w:t>
       <w:br/>
       <w:br/>
     </w:r>

--- a/tillsyn/S 1158-2026 tillsynsbegäran.docx
+++ b/tillsyn/S 1158-2026 tillsynsbegäran.docx
@@ -3208,7 +3208,7 @@
     <w:r>
       <w:tab/>
       <w:tab/>
-      <w:t>2026-09-01</w:t>
+      <w:t>2026-09-02</w:t>
       <w:br/>
       <w:br/>
     </w:r>

--- a/tillsyn/S 1158-2026 tillsynsbegäran.docx
+++ b/tillsyn/S 1158-2026 tillsynsbegäran.docx
@@ -3208,7 +3208,7 @@
     <w:r>
       <w:tab/>
       <w:tab/>
-      <w:t>2026-09-02</w:t>
+      <w:t>2026-09-03</w:t>
       <w:br/>
       <w:br/>
     </w:r>

--- a/tillsyn/S 1158-2026 tillsynsbegäran.docx
+++ b/tillsyn/S 1158-2026 tillsynsbegäran.docx
@@ -3208,7 +3208,7 @@
     <w:r>
       <w:tab/>
       <w:tab/>
-      <w:t>2026-09-03</w:t>
+      <w:t>2026-09-04</w:t>
       <w:br/>
       <w:br/>
     </w:r>

--- a/tillsyn/S 1158-2026 tillsynsbegäran.docx
+++ b/tillsyn/S 1158-2026 tillsynsbegäran.docx
@@ -3208,7 +3208,7 @@
     <w:r>
       <w:tab/>
       <w:tab/>
-      <w:t>2026-09-04</w:t>
+      <w:t>2026-09-05</w:t>
       <w:br/>
       <w:br/>
     </w:r>
